--- a/paper/softwarex/revisions/2026-10_minor_r1/RESPONSE_TO_REVIEWERS.docx
+++ b/paper/softwarex/revisions/2026-10_minor_r1/RESPONSE_TO_REVIEWERS.docx
@@ -38,7 +38,7 @@
     </w:p>
     <w:p>
       <w:r>
-        <w:t>The following responses address completed local reproducibility and provenance corrections. They use working comment IDs because the author supplied the reports directly and platform reviewer numbering is not yet verified. The live-model comparison and validator-detection study are now complete locally; archival publication and the bridge visual check remain incomplete. Local P1 responses and acceptance status are recorded below.</w:t>
+        <w:t>The following responses address completed local reproducibility and provenance corrections. They use working comment IDs because the author supplied the reports directly and platform reviewer numbering is not yet verified. The live-model comparison and validator-detection study are now complete locally; the native bridge visual check is complete, while archival publication remains pending. Local P1 responses and acceptance status are recorded below.</w:t>
       </w:r>
     </w:p>
     <w:p>
@@ -132,7 +132,7 @@
     </w:p>
     <w:p>
       <w:r>
-        <w:t>Location: Abstract, Sections 3.1 and 4, evidence table; DEEPSEEK_RESULTS.md, LIVE_EXPERIMENT_PROTOCOL.md and experiments/softwarex_deepseek_core_20261002_v1/. Rendered page 6, lines 27–44 and the results table; page 7, lines 1–16.</w:t>
+        <w:t>Location: Abstract, Sections 3.1 and 4, evidence table; DEEPSEEK_RESULTS.md, LIVE_EXPERIMENT_PROTOCOL.md and experiments/softwarex_deepseek_core_20261002_v1/. Rendered page 6, lines 21–45 and the results table; page 7, lines 1–8.</w:t>
       </w:r>
     </w:p>
     <w:p>
@@ -160,7 +160,7 @@
     </w:p>
     <w:p>
       <w:r>
-        <w:t>Evidence: VALIDATOR_DETECTION_REPORT.md and experiments/softwarex_validator_detection_200_v1/. Manuscript Section 3.2 and the evidence table contain the results on rendered page 7, lines 17–30 and the table below.</w:t>
+        <w:t>Evidence: VALIDATOR_DETECTION_REPORT.md and experiments/softwarex_validator_detection_200_v1/. Manuscript Section 3.2 and the evidence table contain the results on rendered page 7, lines 9–22 and the table below.</w:t>
       </w:r>
     </w:p>
     <w:p>
@@ -252,12 +252,12 @@
     </w:p>
     <w:p>
       <w:r>
-        <w:t>Response: Figures 2–3 are genuine local source-UI captures showing a valid proposal with element-change counts/protected-scope status and a rejected instruction with disabled apply. Additional captured states show an applied revision, an undo control and an undo revision. The screenshots use local rules and manual MusicXML import; they are not attributed to the real-model experiment or packaged Electron. UI_EVIDENCE.md records exact reproduction and the observed wording failure.</w:t>
+        <w:t>Response: Figures 2–4 now show the actual desktop proposal, rejected source-UI instruction, and MuseScore rendering the reviewed revision. On 3 October 2026 we completed the native plugin sequence: save a synthetic score as MSCZ, choose/send it through Sera Score Bridge 0.3.3, receive it in the Electron development shell, review/apply a local-rule proposal, and use the plugin to open revision 1 in a separate MuseScore 4.5.2 window. Eight native captures preserve this sequence and the Sera undo result. BRIDGE_VISUAL_ACCEPTANCE.json records hashes and independent XML checks: exactly four target pitches change, all 16 notes retain duration/voice, and revision 2 restores the original notes.</w:t>
       </w:r>
     </w:p>
     <w:p>
       <w:r>
-        <w:t>Open item: The native MuseScore file-picker could not be reliably controlled, so the full plugin send/open-revision sequence is not visually verified here. Manual-import screenshots and automated bridge tests do not close this request. The bridge panel and opened revised score still need a genuine visual capture.</w:t>
+        <w:t>UI_EVIDENCE.md distinguishes this bridge run from the earlier manual-import browser captures and retains the observed wording failure. The interface reports operation summaries and element-change counts; it is not a graphical note-diff viewer. The before/after host screenshots and saved XML make the demonstrated musical difference inspectable. This local-rule demonstration does not establish live-model accuracy, packaged-installer acceptance, musical preference or in-place host undo.</w:t>
       </w:r>
     </w:p>
     <w:p>
@@ -289,14 +289,6 @@
       </w:pPr>
       <w:r>
         <w:t>Remaining submission gates</w:t>
-      </w:r>
-    </w:p>
-    <w:p>
-      <w:pPr>
-        <w:pStyle w:val="ListBullet"/>
-      </w:pPr>
-      <w:r>
-        <w:t>Obtain genuine bridge send/open-revision visual evidence.</w:t>
       </w:r>
     </w:p>
     <w:p>

--- a/paper/softwarex/revisions/2026-10_minor_r1/RESPONSE_TO_REVIEWERS.docx
+++ b/paper/softwarex/revisions/2026-10_minor_r1/RESPONSE_TO_REVIEWERS.docx
@@ -66,7 +66,7 @@
     </w:p>
     <w:p>
       <w:r>
-        <w:t>In a newly installed Windows 11 / Python 3.12.5 environment, the clean revision checkout and the independently extracted source ZIP each pass 438 tests with no failures or skips. The ZIP also passes the six-task offline reviewer demo and independent evidence verification. The original tag collected 411 tests in our environment and had one failure caused by ignored local data; we have corrected the manuscript's test-count statement accordingly. Full provenance, environments and artifact digests are recorded in the revision audit. After the live-protocol and validator additions, the final source candidate at ff82c74 passed all 445 tests in an independent extraction using the same documented Python 3.12.5 dependency environment. Its 4,299 file hashes, six-task demo, 13 fixture checks and 14 saved live-evidence checks also passed; the final receipt identifies this later checkpoint.</w:t>
+        <w:t>In a newly installed Windows 11 / Python 3.12.5 environment, the clean revision checkout and the independently extracted source ZIP each pass 438 tests with no failures or skips. The ZIP also passes the six-task offline reviewer demo and independent evidence verification. The original tag collected 411 tests in our environment and had one failure caused by ignored local data; we have corrected the manuscript's test-count statement accordingly. Full provenance, environments and artifact digests are recorded in the revision audit. After the live-protocol and validator additions, the final source candidate at ff82c74 passed all 445 tests in an independent extraction using the same documented Python 3.12.5 dependency environment. Its 4,299 file hashes, six-task demo, 13 fixture checks and 14 saved live-evidence checks also passed. The subsequent submission candidate at b9589ee adds two revision-packaging checks and passes 447/447 tests in an independent extraction, with 4,345 source-file hashes verified. Separate receipts identify each checkpoint; the original archived results remain unchanged.</w:t>
       </w:r>
     </w:p>
     <w:p>
